--- a/docs/ethics_form.docx
+++ b/docs/ethics_form.docx
@@ -1,6 +1,6 @@
 
 <file path=word/document.xml><?xml version="1.0" encoding="utf-8"?>
-<w:document xmlns:wpc="http://schemas.microsoft.com/office/word/2010/wordprocessingCanvas" xmlns:cx="http://schemas.microsoft.com/office/drawing/2014/chartex" xmlns:cx1="http://schemas.microsoft.com/office/drawing/2015/9/8/chartex" xmlns:cx2="http://schemas.microsoft.com/office/drawing/2015/10/21/chartex" xmlns:cx3="http://schemas.microsoft.com/office/drawing/2016/5/9/chartex" xmlns:cx4="http://schemas.microsoft.com/office/drawing/2016/5/10/chartex" xmlns:cx5="http://schemas.microsoft.com/office/drawing/2016/5/11/chartex" xmlns:cx6="http://schemas.microsoft.com/office/drawing/2016/5/12/chartex" xmlns:cx7="http://schemas.microsoft.com/office/drawing/2016/5/13/chartex" xmlns:cx8="http://schemas.microsoft.com/office/drawing/2016/5/14/chartex" xmlns:mc="http://schemas.openxmlformats.org/markup-compatibility/2006" xmlns:aink="http://schemas.microsoft.com/office/drawing/2016/ink" xmlns:am3d="http://schemas.microsoft.com/office/drawing/2017/model3d" xmlns:o="urn:schemas-microsoft-com:office:office" xmlns:oel="http://schemas.microsoft.com/office/2019/extlst" xmlns:r="http://schemas.openxmlformats.org/officeDocument/2006/relationships" xmlns:m="http://schemas.openxmlformats.org/officeDocument/2006/math" xmlns:v="urn:schemas-microsoft-com:vml" xmlns:wp14="http://schemas.microsoft.com/office/word/2010/wordprocessingDrawing" xmlns:wp="http://schemas.openxmlformats.org/drawingml/2006/wordprocessingDrawing" xmlns:w10="urn:schemas-microsoft-com:office:word" xmlns:w="http://schemas.openxmlformats.org/wordprocessingml/2006/main" xmlns:w14="http://schemas.microsoft.com/office/word/2010/wordml" xmlns:w15="http://schemas.microsoft.com/office/word/2012/wordml" xmlns:w16cex="http://schemas.microsoft.com/office/word/2018/wordml/cex" xmlns:w16cid="http://schemas.microsoft.com/office/word/2016/wordml/cid" xmlns:w16="http://schemas.microsoft.com/office/word/2018/wordml" xmlns:w16sdtdh="http://schemas.microsoft.com/office/word/2020/wordml/sdtdatahash" xmlns:w16se="http://schemas.microsoft.com/office/word/2015/wordml/symex" xmlns:wpg="http://schemas.microsoft.com/office/word/2010/wordprocessingGroup" xmlns:wpi="http://schemas.microsoft.com/office/word/2010/wordprocessingInk" xmlns:wne="http://schemas.microsoft.com/office/word/2006/wordml" xmlns:wps="http://schemas.microsoft.com/office/word/2010/wordprocessingShape" mc:Ignorable="w14 w15 w16se w16cid w16 w16cex w16sdtdh wp14">
+<w:document xmlns:wpc="http://schemas.microsoft.com/office/word/2010/wordprocessingCanvas" xmlns:cx="http://schemas.microsoft.com/office/drawing/2014/chartex" xmlns:cx1="http://schemas.microsoft.com/office/drawing/2015/9/8/chartex" xmlns:cx2="http://schemas.microsoft.com/office/drawing/2015/10/21/chartex" xmlns:cx3="http://schemas.microsoft.com/office/drawing/2016/5/9/chartex" xmlns:cx4="http://schemas.microsoft.com/office/drawing/2016/5/10/chartex" xmlns:cx5="http://schemas.microsoft.com/office/drawing/2016/5/11/chartex" xmlns:cx6="http://schemas.microsoft.com/office/drawing/2016/5/12/chartex" xmlns:cx7="http://schemas.microsoft.com/office/drawing/2016/5/13/chartex" xmlns:cx8="http://schemas.microsoft.com/office/drawing/2016/5/14/chartex" xmlns:mc="http://schemas.openxmlformats.org/markup-compatibility/2006" xmlns:m="http://schemas.openxmlformats.org/officeDocument/2006/math" xmlns:aink="http://schemas.microsoft.com/office/drawing/2016/ink" xmlns:am3d="http://schemas.microsoft.com/office/drawing/2017/model3d" xmlns:oel="http://schemas.microsoft.com/office/2019/extlst" xmlns:r="http://schemas.openxmlformats.org/officeDocument/2006/relationships" xmlns:wp14="http://schemas.microsoft.com/office/word/2010/wordprocessingDrawing" xmlns:wp="http://schemas.openxmlformats.org/drawingml/2006/wordprocessingDrawing" xmlns:wpg="http://schemas.microsoft.com/office/word/2010/wordprocessingGroup" xmlns:wpi="http://schemas.microsoft.com/office/word/2010/wordprocessingInk" xmlns:wps="http://schemas.microsoft.com/office/word/2010/wordprocessingShape" xmlns:o="urn:schemas-microsoft-com:office:office" xmlns:v="urn:schemas-microsoft-com:vml" xmlns:w10="urn:schemas-microsoft-com:office:word" xmlns:w="http://schemas.openxmlformats.org/wordprocessingml/2006/main" xmlns:w14="http://schemas.microsoft.com/office/word/2010/wordml" xmlns:w15="http://schemas.microsoft.com/office/word/2012/wordml" xmlns:w16cex="http://schemas.microsoft.com/office/word/2018/wordml/cex" xmlns:w16cid="http://schemas.microsoft.com/office/word/2016/wordml/cid" xmlns:w16="http://schemas.microsoft.com/office/word/2018/wordml" xmlns:w16sdtdh="http://schemas.microsoft.com/office/word/2020/wordml/sdtdatahash" xmlns:w16sdtfl="http://schemas.microsoft.com/office/word/2024/wordml/sdtformatlock" xmlns:w16se="http://schemas.microsoft.com/office/word/2015/wordml/symex" xmlns:w16du="http://schemas.microsoft.com/office/word/2023/wordml/word16du" xmlns:wne="http://schemas.microsoft.com/office/word/2006/wordml" mc:Ignorable="w14 w15 w16se w16cid w16 w16cex w16sdtdh w16sdtfl w16du wp14">
   <w:body>
     <w:p>
       <w:pPr>
@@ -53,15 +53,7 @@
         <w:t>e capstone project</w:t>
       </w:r>
       <w:r>
-        <w:t xml:space="preserve">, please carefully </w:t>
-      </w:r>
-      <w:proofErr w:type="gramStart"/>
-      <w:r>
-        <w:t>read</w:t>
-      </w:r>
-      <w:proofErr w:type="gramEnd"/>
-      <w:r>
-        <w:t xml:space="preserve"> and understand the following information.</w:t>
+        <w:t>, please carefully read and understand the following information.</w:t>
       </w:r>
     </w:p>
     <w:p>
@@ -161,13 +153,8 @@
         <w:t>on the models themselves and the dataset without delving into social work</w:t>
       </w:r>
       <w:r>
-        <w:t xml:space="preserve">, </w:t>
-      </w:r>
-      <w:proofErr w:type="gramStart"/>
-      <w:r>
-        <w:t>bias</w:t>
-      </w:r>
-      <w:proofErr w:type="gramEnd"/>
+        <w:t>, bias</w:t>
+      </w:r>
       <w:r>
         <w:t xml:space="preserve"> or anthropology. Use deductive reasoning on the model outcomes.</w:t>
       </w:r>
@@ -213,13 +200,8 @@
             <w:tcW w:w="7761" w:type="dxa"/>
           </w:tcPr>
           <w:p>
-            <w:proofErr w:type="gramStart"/>
             <w:r>
-              <w:t>As a student researcher, your responsibilities</w:t>
-            </w:r>
-            <w:proofErr w:type="gramEnd"/>
-            <w:r>
-              <w:t xml:space="preserve"> include:</w:t>
+              <w:t>As a student researcher, your responsibilities include:</w:t>
             </w:r>
           </w:p>
         </w:tc>
@@ -231,12 +213,18 @@
         <w:tc>
           <w:tcPr>
             <w:tcW w:w="625" w:type="dxa"/>
+            <w:vAlign w:val="center"/>
           </w:tcPr>
-          <w:p/>
+          <w:p>
+            <w:r>
+              <w:t xml:space="preserve">  X</w:t>
+            </w:r>
+          </w:p>
         </w:tc>
         <w:tc>
           <w:tcPr>
             <w:tcW w:w="630" w:type="dxa"/>
+            <w:vAlign w:val="center"/>
           </w:tcPr>
           <w:p/>
         </w:tc>
@@ -258,12 +246,18 @@
         <w:tc>
           <w:tcPr>
             <w:tcW w:w="625" w:type="dxa"/>
+            <w:vAlign w:val="center"/>
           </w:tcPr>
-          <w:p/>
+          <w:p>
+            <w:r>
+              <w:t xml:space="preserve">  X</w:t>
+            </w:r>
+          </w:p>
         </w:tc>
         <w:tc>
           <w:tcPr>
             <w:tcW w:w="630" w:type="dxa"/>
+            <w:vAlign w:val="center"/>
           </w:tcPr>
           <w:p/>
         </w:tc>
@@ -285,12 +279,18 @@
         <w:tc>
           <w:tcPr>
             <w:tcW w:w="625" w:type="dxa"/>
+            <w:vAlign w:val="center"/>
           </w:tcPr>
-          <w:p/>
+          <w:p>
+            <w:r>
+              <w:t xml:space="preserve">  X</w:t>
+            </w:r>
+          </w:p>
         </w:tc>
         <w:tc>
           <w:tcPr>
             <w:tcW w:w="630" w:type="dxa"/>
+            <w:vAlign w:val="center"/>
           </w:tcPr>
           <w:p/>
         </w:tc>
@@ -312,12 +312,18 @@
         <w:tc>
           <w:tcPr>
             <w:tcW w:w="625" w:type="dxa"/>
+            <w:vAlign w:val="center"/>
           </w:tcPr>
-          <w:p/>
+          <w:p>
+            <w:r>
+              <w:t xml:space="preserve">  X</w:t>
+            </w:r>
+          </w:p>
         </w:tc>
         <w:tc>
           <w:tcPr>
             <w:tcW w:w="630" w:type="dxa"/>
+            <w:vAlign w:val="center"/>
           </w:tcPr>
           <w:p/>
         </w:tc>
@@ -336,15 +342,7 @@
     <w:p/>
     <w:p>
       <w:r>
-        <w:t xml:space="preserve">I have read and understood the information provided in this ethics form, and I agree as a student researcher to abide by the ethics outlined in this form in the capstone project. I understand that my role will focus on machine learning models and dataset analysis and will not involve social work, health and care, vulnerable social </w:t>
-      </w:r>
-      <w:proofErr w:type="gramStart"/>
-      <w:r>
-        <w:t>groups</w:t>
-      </w:r>
-      <w:proofErr w:type="gramEnd"/>
-      <w:r>
-        <w:t xml:space="preserve"> or anthropology</w:t>
+        <w:t>I have read and understood the information provided in this ethics form, and I agree as a student researcher to abide by the ethics outlined in this form in the capstone project. I understand that my role will focus on machine learning models and dataset analysis and will not involve social work, health and care, vulnerable social groups or anthropology</w:t>
       </w:r>
       <w:r>
         <w:t xml:space="preserve"> (no personal interviews of human subjects)</w:t>
@@ -382,25 +380,119 @@
     <w:p/>
     <w:p>
       <w:r>
-        <w:t>Student Name (printed): __________________________</w:t>
+        <w:rPr>
+          <w:b/>
+          <w:bCs/>
+        </w:rPr>
+        <w:t>Student Name (printed):</w:t>
+      </w:r>
+      <w:r>
+        <w:t xml:space="preserve"> </w:t>
+      </w:r>
+      <w:r>
+        <w:t>Matheus Dos Santos Silva</w:t>
       </w:r>
     </w:p>
-    <w:p/>
     <w:p>
       <w:r>
-        <w:t>Student Number: _______________________________</w:t>
+        <w:rPr>
+          <w:noProof/>
+        </w:rPr>
+        <w:drawing>
+          <wp:anchor distT="0" distB="0" distL="114300" distR="114300" simplePos="0" relativeHeight="251658240" behindDoc="1" locked="0" layoutInCell="1" allowOverlap="1" wp14:anchorId="629E93D5" wp14:editId="6F6B06A8">
+            <wp:simplePos x="0" y="0"/>
+            <wp:positionH relativeFrom="column">
+              <wp:posOffset>1165225</wp:posOffset>
+            </wp:positionH>
+            <wp:positionV relativeFrom="paragraph">
+              <wp:posOffset>31149</wp:posOffset>
+            </wp:positionV>
+            <wp:extent cx="1634591" cy="542925"/>
+            <wp:effectExtent l="0" t="0" r="0" b="0"/>
+            <wp:wrapNone/>
+            <wp:docPr id="1772880850" name="Picture 2"/>
+            <wp:cNvGraphicFramePr>
+              <a:graphicFrameLocks xmlns:a="http://schemas.openxmlformats.org/drawingml/2006/main" noChangeAspect="1"/>
+            </wp:cNvGraphicFramePr>
+            <a:graphic xmlns:a="http://schemas.openxmlformats.org/drawingml/2006/main">
+              <a:graphicData uri="http://schemas.openxmlformats.org/drawingml/2006/picture">
+                <pic:pic xmlns:pic="http://schemas.openxmlformats.org/drawingml/2006/picture">
+                  <pic:nvPicPr>
+                    <pic:cNvPr id="1772880850" name="Picture 1772880850"/>
+                    <pic:cNvPicPr/>
+                  </pic:nvPicPr>
+                  <pic:blipFill>
+                    <a:blip r:embed="rId5" cstate="print">
+                      <a:extLst>
+                        <a:ext uri="{28A0092B-C50C-407E-A947-70E740481C1C}">
+                          <a14:useLocalDpi xmlns:a14="http://schemas.microsoft.com/office/drawing/2010/main" val="0"/>
+                        </a:ext>
+                      </a:extLst>
+                    </a:blip>
+                    <a:stretch>
+                      <a:fillRect/>
+                    </a:stretch>
+                  </pic:blipFill>
+                  <pic:spPr>
+                    <a:xfrm>
+                      <a:off x="0" y="0"/>
+                      <a:ext cx="1634591" cy="542925"/>
+                    </a:xfrm>
+                    <a:prstGeom prst="rect">
+                      <a:avLst/>
+                    </a:prstGeom>
+                  </pic:spPr>
+                </pic:pic>
+              </a:graphicData>
+            </a:graphic>
+            <wp14:sizeRelH relativeFrom="page">
+              <wp14:pctWidth>0</wp14:pctWidth>
+            </wp14:sizeRelH>
+            <wp14:sizeRelV relativeFrom="page">
+              <wp14:pctHeight>0</wp14:pctHeight>
+            </wp14:sizeRelV>
+          </wp:anchor>
+        </w:drawing>
+      </w:r>
+      <w:r>
+        <w:rPr>
+          <w:b/>
+          <w:bCs/>
+        </w:rPr>
+        <w:t>Student Number:</w:t>
+      </w:r>
+      <w:r>
+        <w:t xml:space="preserve"> </w:t>
+      </w:r>
+      <w:r>
+        <w:t>2026438</w:t>
       </w:r>
     </w:p>
-    <w:p/>
     <w:p>
       <w:r>
-        <w:t>Student Signature: __________________________</w:t>
+        <w:rPr>
+          <w:b/>
+          <w:bCs/>
+        </w:rPr>
+        <w:t>Student Signature:</w:t>
+      </w:r>
+      <w:r>
+        <w:t xml:space="preserve"> __________________________</w:t>
       </w:r>
     </w:p>
-    <w:p/>
     <w:p>
       <w:r>
-        <w:t>Date: __________________________</w:t>
+        <w:rPr>
+          <w:b/>
+          <w:bCs/>
+        </w:rPr>
+        <w:t>Date:</w:t>
+      </w:r>
+      <w:r>
+        <w:t xml:space="preserve"> </w:t>
+      </w:r>
+      <w:r>
+        <w:t>2026-10-20</w:t>
       </w:r>
     </w:p>
     <w:sectPr>
@@ -414,7 +506,7 @@
 </file>
 
 <file path=word/numbering.xml><?xml version="1.0" encoding="utf-8"?>
-<w:numbering xmlns:wpc="http://schemas.microsoft.com/office/word/2010/wordprocessingCanvas" xmlns:cx="http://schemas.microsoft.com/office/drawing/2014/chartex" xmlns:cx1="http://schemas.microsoft.com/office/drawing/2015/9/8/chartex" xmlns:cx2="http://schemas.microsoft.com/office/drawing/2015/10/21/chartex" xmlns:cx3="http://schemas.microsoft.com/office/drawing/2016/5/9/chartex" xmlns:cx4="http://schemas.microsoft.com/office/drawing/2016/5/10/chartex" xmlns:cx5="http://schemas.microsoft.com/office/drawing/2016/5/11/chartex" xmlns:cx6="http://schemas.microsoft.com/office/drawing/2016/5/12/chartex" xmlns:cx7="http://schemas.microsoft.com/office/drawing/2016/5/13/chartex" xmlns:cx8="http://schemas.microsoft.com/office/drawing/2016/5/14/chartex" xmlns:mc="http://schemas.openxmlformats.org/markup-compatibility/2006" xmlns:aink="http://schemas.microsoft.com/office/drawing/2016/ink" xmlns:am3d="http://schemas.microsoft.com/office/drawing/2017/model3d" xmlns:o="urn:schemas-microsoft-com:office:office" xmlns:oel="http://schemas.microsoft.com/office/2019/extlst" xmlns:r="http://schemas.openxmlformats.org/officeDocument/2006/relationships" xmlns:m="http://schemas.openxmlformats.org/officeDocument/2006/math" xmlns:v="urn:schemas-microsoft-com:vml" xmlns:wp14="http://schemas.microsoft.com/office/word/2010/wordprocessingDrawing" xmlns:wp="http://schemas.openxmlformats.org/drawingml/2006/wordprocessingDrawing" xmlns:w10="urn:schemas-microsoft-com:office:word" xmlns:w="http://schemas.openxmlformats.org/wordprocessingml/2006/main" xmlns:w14="http://schemas.microsoft.com/office/word/2010/wordml" xmlns:w15="http://schemas.microsoft.com/office/word/2012/wordml" xmlns:w16cex="http://schemas.microsoft.com/office/word/2018/wordml/cex" xmlns:w16cid="http://schemas.microsoft.com/office/word/2016/wordml/cid" xmlns:w16="http://schemas.microsoft.com/office/word/2018/wordml" xmlns:w16sdtdh="http://schemas.microsoft.com/office/word/2020/wordml/sdtdatahash" xmlns:w16se="http://schemas.microsoft.com/office/word/2015/wordml/symex" xmlns:wpg="http://schemas.microsoft.com/office/word/2010/wordprocessingGroup" xmlns:wpi="http://schemas.microsoft.com/office/word/2010/wordprocessingInk" xmlns:wne="http://schemas.microsoft.com/office/word/2006/wordml" xmlns:wps="http://schemas.microsoft.com/office/word/2010/wordprocessingShape" mc:Ignorable="w14 w15 w16se w16cid w16 w16cex w16sdtdh wp14">
+<w:numbering xmlns:wpc="http://schemas.microsoft.com/office/word/2010/wordprocessingCanvas" xmlns:cx="http://schemas.microsoft.com/office/drawing/2014/chartex" xmlns:cx1="http://schemas.microsoft.com/office/drawing/2015/9/8/chartex" xmlns:cx2="http://schemas.microsoft.com/office/drawing/2015/10/21/chartex" xmlns:cx3="http://schemas.microsoft.com/office/drawing/2016/5/9/chartex" xmlns:cx4="http://schemas.microsoft.com/office/drawing/2016/5/10/chartex" xmlns:cx5="http://schemas.microsoft.com/office/drawing/2016/5/11/chartex" xmlns:cx6="http://schemas.microsoft.com/office/drawing/2016/5/12/chartex" xmlns:cx7="http://schemas.microsoft.com/office/drawing/2016/5/13/chartex" xmlns:cx8="http://schemas.microsoft.com/office/drawing/2016/5/14/chartex" xmlns:mc="http://schemas.openxmlformats.org/markup-compatibility/2006" xmlns:m="http://schemas.openxmlformats.org/officeDocument/2006/math" xmlns:aink="http://schemas.microsoft.com/office/drawing/2016/ink" xmlns:am3d="http://schemas.microsoft.com/office/drawing/2017/model3d" xmlns:oel="http://schemas.microsoft.com/office/2019/extlst" xmlns:r="http://schemas.openxmlformats.org/officeDocument/2006/relationships" xmlns:wp14="http://schemas.microsoft.com/office/word/2010/wordprocessingDrawing" xmlns:wp="http://schemas.openxmlformats.org/drawingml/2006/wordprocessingDrawing" xmlns:wpg="http://schemas.microsoft.com/office/word/2010/wordprocessingGroup" xmlns:wpi="http://schemas.microsoft.com/office/word/2010/wordprocessingInk" xmlns:wps="http://schemas.microsoft.com/office/word/2010/wordprocessingShape" xmlns:o="urn:schemas-microsoft-com:office:office" xmlns:v="urn:schemas-microsoft-com:vml" xmlns:w10="urn:schemas-microsoft-com:office:word" xmlns:w="http://schemas.openxmlformats.org/wordprocessingml/2006/main" xmlns:w14="http://schemas.microsoft.com/office/word/2010/wordml" xmlns:w15="http://schemas.microsoft.com/office/word/2012/wordml" xmlns:w16cex="http://schemas.microsoft.com/office/word/2018/wordml/cex" xmlns:w16cid="http://schemas.microsoft.com/office/word/2016/wordml/cid" xmlns:w16="http://schemas.microsoft.com/office/word/2018/wordml" xmlns:w16sdtdh="http://schemas.microsoft.com/office/word/2020/wordml/sdtdatahash" xmlns:w16sdtfl="http://schemas.microsoft.com/office/word/2024/wordml/sdtformatlock" xmlns:w16se="http://schemas.microsoft.com/office/word/2015/wordml/symex" xmlns:w16du="http://schemas.microsoft.com/office/word/2023/wordml/word16du" xmlns:wne="http://schemas.microsoft.com/office/word/2006/wordml" mc:Ignorable="w14 w15 w16se w16cid w16 w16cex w16sdtdh w16sdtfl w16du wp14">
   <w:abstractNum w:abstractNumId="0" w15:restartNumberingAfterBreak="0">
     <w:nsid w:val="233732C2"/>
     <w:multiLevelType w:val="hybridMultilevel"/>
@@ -827,7 +919,7 @@
 </file>
 
 <file path=word/styles.xml><?xml version="1.0" encoding="utf-8"?>
-<w:styles xmlns:mc="http://schemas.openxmlformats.org/markup-compatibility/2006" xmlns:r="http://schemas.openxmlformats.org/officeDocument/2006/relationships" xmlns:w="http://schemas.openxmlformats.org/wordprocessingml/2006/main" xmlns:w14="http://schemas.microsoft.com/office/word/2010/wordml" xmlns:w15="http://schemas.microsoft.com/office/word/2012/wordml" xmlns:w16cex="http://schemas.microsoft.com/office/word/2018/wordml/cex" xmlns:w16cid="http://schemas.microsoft.com/office/word/2016/wordml/cid" xmlns:w16="http://schemas.microsoft.com/office/word/2018/wordml" xmlns:w16sdtdh="http://schemas.microsoft.com/office/word/2020/wordml/sdtdatahash" xmlns:w16se="http://schemas.microsoft.com/office/word/2015/wordml/symex" mc:Ignorable="w14 w15 w16se w16cid w16 w16cex w16sdtdh">
+<w:styles xmlns:mc="http://schemas.openxmlformats.org/markup-compatibility/2006" xmlns:r="http://schemas.openxmlformats.org/officeDocument/2006/relationships" xmlns:w="http://schemas.openxmlformats.org/wordprocessingml/2006/main" xmlns:w14="http://schemas.microsoft.com/office/word/2010/wordml" xmlns:w15="http://schemas.microsoft.com/office/word/2012/wordml" xmlns:w16cex="http://schemas.microsoft.com/office/word/2018/wordml/cex" xmlns:w16cid="http://schemas.microsoft.com/office/word/2016/wordml/cid" xmlns:w16="http://schemas.microsoft.com/office/word/2018/wordml" xmlns:w16sdtdh="http://schemas.microsoft.com/office/word/2020/wordml/sdtdatahash" xmlns:w16sdtfl="http://schemas.microsoft.com/office/word/2024/wordml/sdtformatlock" xmlns:w16se="http://schemas.microsoft.com/office/word/2015/wordml/symex" xmlns:w16du="http://schemas.microsoft.com/office/word/2023/wordml/word16du" mc:Ignorable="w14 w15 w16se w16cid w16 w16cex w16sdtdh w16sdtfl w16du">
   <w:docDefaults>
     <w:rPrDefault>
       <w:rPr>
